--- a/downloads/teacher/04 Units/Unit 06 - Food Systems and Production - From Farm to Table/Lesson 06.18 - Careers in Food Systems and Unit 6 Review and Test.docx
+++ b/downloads/teacher/04 Units/Unit 06 - Food Systems and Production - From Farm to Table/Lesson 06.18 - Careers in Food Systems and Unit 6 Review and Test.docx
@@ -310,23 +310,41 @@
       <w:r>
         <w:t xml:space="preserve">By the end of this lesson, students will be able to:</w:t>
       </w:r>
-      <w:r>
-        <w:t xml:space="preserve"> </w:t>
-      </w:r>
-      <w:r>
-        <w:t xml:space="preserve">1. (Low, Day 1) Given thirteen career cards, place each one on the farm-to-table chain (grow, process, inspect, move, sell, cook, serve, study) and sort them by the education needed.</w:t>
-      </w:r>
-      <w:r>
-        <w:t xml:space="preserve"> </w:t>
-      </w:r>
-      <w:r>
-        <w:t xml:space="preserve">2. (Mid, Day 1) Compare two careers on a day in the life, the training path, and where the job exists on Long Island, and state which one better fits the student’s own interests with a reason.</w:t>
-      </w:r>
-      <w:r>
-        <w:t xml:space="preserve"> </w:t>
-      </w:r>
-      <w:r>
-        <w:t xml:space="preserve">3. (High, Day 2) On the Unit 6 test, apply all four topics of the unit (where food comes from; preparation methods and science; the Feed the Class system; careers) to twenty items including scaling math, unit price math, a scenario, and a written response.</w:t>
+    </w:p>
+    <w:p>
+      <w:pPr>
+        <w:numPr>
+          <w:ilvl w:val="0"/>
+          <w:numId w:val="1002"/>
+        </w:numPr>
+        <w:pStyle w:val="Compact"/>
+      </w:pPr>
+      <w:r>
+        <w:t xml:space="preserve">(Low, Day 1) Given thirteen career cards, place each one on the farm-to-table chain (grow, process, inspect, move, sell, cook, serve, study) and sort them by the education needed.</w:t>
+      </w:r>
+    </w:p>
+    <w:p>
+      <w:pPr>
+        <w:numPr>
+          <w:ilvl w:val="0"/>
+          <w:numId w:val="1002"/>
+        </w:numPr>
+        <w:pStyle w:val="Compact"/>
+      </w:pPr>
+      <w:r>
+        <w:t xml:space="preserve">(Mid, Day 1) Compare two careers on a day in the life, the training path, and where the job exists on Long Island, and state which one better fits the student’s own interests with a reason.</w:t>
+      </w:r>
+    </w:p>
+    <w:p>
+      <w:pPr>
+        <w:numPr>
+          <w:ilvl w:val="0"/>
+          <w:numId w:val="1002"/>
+        </w:numPr>
+        <w:pStyle w:val="Compact"/>
+      </w:pPr>
+      <w:r>
+        <w:t xml:space="preserve">(High, Day 2) On the Unit 6 test, apply all four topics of the unit (where food comes from; preparation methods and science; the Feed the Class system; careers) to twenty items including scaling math, unit price math, a scenario, and a written response.</w:t>
       </w:r>
     </w:p>
     <w:p>
@@ -367,7 +385,7 @@
       <w:pPr>
         <w:numPr>
           <w:ilvl w:val="0"/>
-          <w:numId w:val="1002"/>
+          <w:numId w:val="1003"/>
         </w:numPr>
         <w:pStyle w:val="Compact"/>
       </w:pPr>
@@ -412,7 +430,7 @@
       <w:pPr>
         <w:numPr>
           <w:ilvl w:val="0"/>
-          <w:numId w:val="1002"/>
+          <w:numId w:val="1003"/>
         </w:numPr>
         <w:pStyle w:val="Compact"/>
       </w:pPr>
@@ -457,7 +475,7 @@
       <w:pPr>
         <w:numPr>
           <w:ilvl w:val="0"/>
-          <w:numId w:val="1002"/>
+          <w:numId w:val="1003"/>
         </w:numPr>
         <w:pStyle w:val="Compact"/>
       </w:pPr>
@@ -475,7 +493,7 @@
       <w:pPr>
         <w:numPr>
           <w:ilvl w:val="0"/>
-          <w:numId w:val="1002"/>
+          <w:numId w:val="1003"/>
         </w:numPr>
         <w:pStyle w:val="Compact"/>
       </w:pPr>
@@ -499,7 +517,7 @@
       <w:pPr>
         <w:numPr>
           <w:ilvl w:val="0"/>
-          <w:numId w:val="1002"/>
+          <w:numId w:val="1003"/>
         </w:numPr>
         <w:pStyle w:val="Compact"/>
       </w:pPr>
@@ -511,7 +529,7 @@
       <w:pPr>
         <w:numPr>
           <w:ilvl w:val="0"/>
-          <w:numId w:val="1002"/>
+          <w:numId w:val="1003"/>
         </w:numPr>
         <w:pStyle w:val="Compact"/>
       </w:pPr>
@@ -538,7 +556,7 @@
       <w:pPr>
         <w:numPr>
           <w:ilvl w:val="0"/>
-          <w:numId w:val="1002"/>
+          <w:numId w:val="1003"/>
         </w:numPr>
         <w:pStyle w:val="Compact"/>
       </w:pPr>
@@ -1348,73 +1366,133 @@
       <w:r>
         <w:t xml:space="preserve">Monitor understanding (Day 1):</w:t>
       </w:r>
-      <w:r>
-        <w:t xml:space="preserve"> </w:t>
-      </w:r>
-      <w:r>
-        <w:t xml:space="preserve">- Which link does a food safety inspector work at? Could they work at more than one?</w:t>
-      </w:r>
-      <w:r>
-        <w:t xml:space="preserve"> </w:t>
-      </w:r>
-      <w:r>
-        <w:t xml:space="preserve">- Which of these thirteen needs the most school? Which needs none past high school?</w:t>
-      </w:r>
-      <w:r>
-        <w:t xml:space="preserve"> </w:t>
-      </w:r>
-      <w:r>
-        <w:t xml:space="preserve">- What is the difference between a food scientist and a dietitian? Who works with people and who works with samples?</w:t>
-      </w:r>
-      <w:r>
-        <w:t xml:space="preserve"> </w:t>
-      </w:r>
-      <w:r>
-        <w:t xml:space="preserve">- What does a buyer for a supermarket actually do all day, and how would you find out?</w:t>
-      </w:r>
-      <w:r>
-        <w:t xml:space="preserve"> </w:t>
-      </w:r>
-      <w:r>
-        <w:t xml:space="preserve">- Which of these jobs exist within twenty-five miles of here? Point to them on the Long Island page.</w:t>
-      </w:r>
-    </w:p>
-    <w:p>
-      <w:pPr>
-        <w:pStyle w:val="BodyText"/>
+    </w:p>
+    <w:p>
+      <w:pPr>
+        <w:numPr>
+          <w:ilvl w:val="0"/>
+          <w:numId w:val="1004"/>
+        </w:numPr>
+        <w:pStyle w:val="Compact"/>
+      </w:pPr>
+      <w:r>
+        <w:t xml:space="preserve">Which link does a food safety inspector work at? Could they work at more than one?</w:t>
+      </w:r>
+    </w:p>
+    <w:p>
+      <w:pPr>
+        <w:numPr>
+          <w:ilvl w:val="0"/>
+          <w:numId w:val="1004"/>
+        </w:numPr>
+        <w:pStyle w:val="Compact"/>
+      </w:pPr>
+      <w:r>
+        <w:t xml:space="preserve">Which of these thirteen needs the most school? Which needs none past high school?</w:t>
+      </w:r>
+    </w:p>
+    <w:p>
+      <w:pPr>
+        <w:numPr>
+          <w:ilvl w:val="0"/>
+          <w:numId w:val="1004"/>
+        </w:numPr>
+        <w:pStyle w:val="Compact"/>
+      </w:pPr>
+      <w:r>
+        <w:t xml:space="preserve">What is the difference between a food scientist and a dietitian? Who works with people and who works with samples?</w:t>
+      </w:r>
+    </w:p>
+    <w:p>
+      <w:pPr>
+        <w:numPr>
+          <w:ilvl w:val="0"/>
+          <w:numId w:val="1004"/>
+        </w:numPr>
+        <w:pStyle w:val="Compact"/>
+      </w:pPr>
+      <w:r>
+        <w:t xml:space="preserve">What does a buyer for a supermarket actually do all day, and how would you find out?</w:t>
+      </w:r>
+    </w:p>
+    <w:p>
+      <w:pPr>
+        <w:numPr>
+          <w:ilvl w:val="0"/>
+          <w:numId w:val="1004"/>
+        </w:numPr>
+        <w:pStyle w:val="Compact"/>
+      </w:pPr>
+      <w:r>
+        <w:t xml:space="preserve">Which of these jobs exist within twenty-five miles of here? Point to them on the Long Island page.</w:t>
+      </w:r>
+    </w:p>
+    <w:p>
+      <w:pPr>
+        <w:pStyle w:val="FirstParagraph"/>
       </w:pPr>
       <w:r>
         <w:t xml:space="preserve">Deepen learning:</w:t>
       </w:r>
-      <w:r>
-        <w:t xml:space="preserve"> </w:t>
-      </w:r>
-      <w:r>
-        <w:t xml:space="preserve">- Two jobs on these cards did not exist fifty years ago. Which ones, and what changed? (Food photographer, and the supply chain and logistics coordinator in anything like its current form. Phones and cameras made one; national distribution and software made the other.)</w:t>
-      </w:r>
-      <w:r>
-        <w:t xml:space="preserve"> </w:t>
-      </w:r>
-      <w:r>
-        <w:t xml:space="preserve">- The inspector can shut a kitchen down. Why does the state give one person that power, and who is it protecting?</w:t>
-      </w:r>
-      <w:r>
-        <w:t xml:space="preserve"> </w:t>
-      </w:r>
-      <w:r>
-        <w:t xml:space="preserve">- Kitchen work pays low and runs nights and weekends. Why do people still do it? Is that a good enough reason?</w:t>
-      </w:r>
-      <w:r>
-        <w:t xml:space="preserve"> </w:t>
-      </w:r>
-      <w:r>
-        <w:t xml:space="preserve">- If a farm near here cannot find enough workers, what happens to the price on the circular? Trace it through the chain.</w:t>
-      </w:r>
-      <w:r>
-        <w:t xml:space="preserve"> </w:t>
-      </w:r>
-      <w:r>
-        <w:t xml:space="preserve">- Which of these thirteen jobs would a computer have the hardest time doing, and why?</w:t>
+    </w:p>
+    <w:p>
+      <w:pPr>
+        <w:numPr>
+          <w:ilvl w:val="0"/>
+          <w:numId w:val="1005"/>
+        </w:numPr>
+        <w:pStyle w:val="Compact"/>
+      </w:pPr>
+      <w:r>
+        <w:t xml:space="preserve">Two jobs on these cards did not exist fifty years ago. Which ones, and what changed? (Food photographer, and the supply chain and logistics coordinator in anything like its current form. Phones and cameras made one; national distribution and software made the other.)</w:t>
+      </w:r>
+    </w:p>
+    <w:p>
+      <w:pPr>
+        <w:numPr>
+          <w:ilvl w:val="0"/>
+          <w:numId w:val="1005"/>
+        </w:numPr>
+        <w:pStyle w:val="Compact"/>
+      </w:pPr>
+      <w:r>
+        <w:t xml:space="preserve">The inspector can shut a kitchen down. Why does the state give one person that power, and who is it protecting?</w:t>
+      </w:r>
+    </w:p>
+    <w:p>
+      <w:pPr>
+        <w:numPr>
+          <w:ilvl w:val="0"/>
+          <w:numId w:val="1005"/>
+        </w:numPr>
+        <w:pStyle w:val="Compact"/>
+      </w:pPr>
+      <w:r>
+        <w:t xml:space="preserve">Kitchen work pays low and runs nights and weekends. Why do people still do it? Is that a good enough reason?</w:t>
+      </w:r>
+    </w:p>
+    <w:p>
+      <w:pPr>
+        <w:numPr>
+          <w:ilvl w:val="0"/>
+          <w:numId w:val="1005"/>
+        </w:numPr>
+        <w:pStyle w:val="Compact"/>
+      </w:pPr>
+      <w:r>
+        <w:t xml:space="preserve">If a farm near here cannot find enough workers, what happens to the price on the circular? Trace it through the chain.</w:t>
+      </w:r>
+    </w:p>
+    <w:p>
+      <w:pPr>
+        <w:numPr>
+          <w:ilvl w:val="0"/>
+          <w:numId w:val="1005"/>
+        </w:numPr>
+        <w:pStyle w:val="Compact"/>
+      </w:pPr>
+      <w:r>
+        <w:t xml:space="preserve">Which of these thirteen jobs would a computer have the hardest time doing, and why?</w:t>
       </w:r>
     </w:p>
     <w:p>
@@ -1541,7 +1619,7 @@
       <w:pPr>
         <w:numPr>
           <w:ilvl w:val="0"/>
-          <w:numId w:val="1003"/>
+          <w:numId w:val="1006"/>
         </w:numPr>
         <w:pStyle w:val="Compact"/>
       </w:pPr>
@@ -1595,7 +1673,7 @@
       <w:pPr>
         <w:numPr>
           <w:ilvl w:val="0"/>
-          <w:numId w:val="1003"/>
+          <w:numId w:val="1006"/>
         </w:numPr>
         <w:pStyle w:val="Compact"/>
       </w:pPr>
@@ -1607,7 +1685,7 @@
       <w:pPr>
         <w:numPr>
           <w:ilvl w:val="0"/>
-          <w:numId w:val="1003"/>
+          <w:numId w:val="1006"/>
         </w:numPr>
         <w:pStyle w:val="Compact"/>
       </w:pPr>
@@ -1619,7 +1697,7 @@
       <w:pPr>
         <w:numPr>
           <w:ilvl w:val="0"/>
-          <w:numId w:val="1003"/>
+          <w:numId w:val="1006"/>
         </w:numPr>
         <w:pStyle w:val="Compact"/>
       </w:pPr>
@@ -1631,7 +1709,7 @@
       <w:pPr>
         <w:numPr>
           <w:ilvl w:val="0"/>
-          <w:numId w:val="1003"/>
+          <w:numId w:val="1006"/>
         </w:numPr>
         <w:pStyle w:val="Compact"/>
       </w:pPr>
@@ -1643,7 +1721,7 @@
       <w:pPr>
         <w:numPr>
           <w:ilvl w:val="0"/>
-          <w:numId w:val="1003"/>
+          <w:numId w:val="1006"/>
         </w:numPr>
         <w:pStyle w:val="Compact"/>
       </w:pPr>
@@ -1982,7 +2060,7 @@
       <w:pPr>
         <w:numPr>
           <w:ilvl w:val="0"/>
-          <w:numId w:val="1004"/>
+          <w:numId w:val="1007"/>
         </w:numPr>
         <w:pStyle w:val="Compact"/>
       </w:pPr>
@@ -2006,7 +2084,7 @@
       <w:pPr>
         <w:numPr>
           <w:ilvl w:val="0"/>
-          <w:numId w:val="1004"/>
+          <w:numId w:val="1007"/>
         </w:numPr>
         <w:pStyle w:val="Compact"/>
       </w:pPr>
@@ -2018,7 +2096,7 @@
       <w:pPr>
         <w:numPr>
           <w:ilvl w:val="0"/>
-          <w:numId w:val="1004"/>
+          <w:numId w:val="1007"/>
         </w:numPr>
         <w:pStyle w:val="Compact"/>
       </w:pPr>
@@ -2051,7 +2129,7 @@
       <w:pPr>
         <w:numPr>
           <w:ilvl w:val="0"/>
-          <w:numId w:val="1004"/>
+          <w:numId w:val="1007"/>
         </w:numPr>
         <w:pStyle w:val="Compact"/>
       </w:pPr>
@@ -2075,7 +2153,7 @@
       <w:pPr>
         <w:numPr>
           <w:ilvl w:val="0"/>
-          <w:numId w:val="1004"/>
+          <w:numId w:val="1007"/>
         </w:numPr>
         <w:pStyle w:val="Compact"/>
       </w:pPr>
@@ -2099,7 +2177,7 @@
       <w:pPr>
         <w:numPr>
           <w:ilvl w:val="0"/>
-          <w:numId w:val="1004"/>
+          <w:numId w:val="1007"/>
         </w:numPr>
         <w:pStyle w:val="Compact"/>
       </w:pPr>
@@ -2135,7 +2213,7 @@
       <w:pPr>
         <w:numPr>
           <w:ilvl w:val="0"/>
-          <w:numId w:val="1004"/>
+          <w:numId w:val="1007"/>
         </w:numPr>
         <w:pStyle w:val="Compact"/>
       </w:pPr>
@@ -2157,7 +2235,7 @@
       <w:pPr>
         <w:numPr>
           <w:ilvl w:val="0"/>
-          <w:numId w:val="1005"/>
+          <w:numId w:val="1008"/>
         </w:numPr>
         <w:pStyle w:val="Compact"/>
       </w:pPr>
@@ -2187,7 +2265,7 @@
       <w:pPr>
         <w:numPr>
           <w:ilvl w:val="0"/>
-          <w:numId w:val="1005"/>
+          <w:numId w:val="1008"/>
         </w:numPr>
         <w:pStyle w:val="Compact"/>
       </w:pPr>
@@ -2199,7 +2277,7 @@
       <w:pPr>
         <w:numPr>
           <w:ilvl w:val="0"/>
-          <w:numId w:val="1005"/>
+          <w:numId w:val="1008"/>
         </w:numPr>
         <w:pStyle w:val="Compact"/>
       </w:pPr>
@@ -2211,7 +2289,7 @@
       <w:pPr>
         <w:numPr>
           <w:ilvl w:val="0"/>
-          <w:numId w:val="1005"/>
+          <w:numId w:val="1008"/>
         </w:numPr>
         <w:pStyle w:val="Compact"/>
       </w:pPr>
@@ -2223,7 +2301,7 @@
       <w:pPr>
         <w:numPr>
           <w:ilvl w:val="0"/>
-          <w:numId w:val="1005"/>
+          <w:numId w:val="1008"/>
         </w:numPr>
         <w:pStyle w:val="Compact"/>
       </w:pPr>
@@ -2235,7 +2313,7 @@
       <w:pPr>
         <w:numPr>
           <w:ilvl w:val="0"/>
-          <w:numId w:val="1005"/>
+          <w:numId w:val="1008"/>
         </w:numPr>
         <w:pStyle w:val="Compact"/>
       </w:pPr>
@@ -2247,7 +2325,7 @@
       <w:pPr>
         <w:numPr>
           <w:ilvl w:val="0"/>
-          <w:numId w:val="1005"/>
+          <w:numId w:val="1008"/>
         </w:numPr>
         <w:pStyle w:val="Compact"/>
       </w:pPr>
@@ -2262,7 +2340,7 @@
       <w:pPr>
         <w:numPr>
           <w:ilvl w:val="0"/>
-          <w:numId w:val="1005"/>
+          <w:numId w:val="1008"/>
         </w:numPr>
         <w:pStyle w:val="Compact"/>
       </w:pPr>
@@ -2558,6 +2636,118 @@
       </w:pPr>
     </w:lvl>
   </w:abstractNum>
+  <w:abstractNum w:abstractNumId="99411">
+    <w:nsid w:val="71315dca"/>
+    <w:multiLevelType w:val="multilevel"/>
+    <w:lvl w:ilvl="0">
+      <w:start w:val="1"/>
+      <w:numFmt w:val="decimal"/>
+      <w:lvlText w:val="%1."/>
+      <w:lvlJc w:val="left"/>
+      <w:pPr>
+        <w:tabs>
+          <w:tab w:val="num" w:pos="0"/>
+        </w:tabs>
+        <w:ind w:left="480" w:hanging="480"/>
+      </w:pPr>
+    </w:lvl>
+    <w:lvl w:ilvl="1">
+      <w:start w:val="1"/>
+      <w:numFmt w:val="decimal"/>
+      <w:lvlText w:val="%2."/>
+      <w:lvlJc w:val="left"/>
+      <w:pPr>
+        <w:tabs>
+          <w:tab w:val="num" w:pos="720"/>
+        </w:tabs>
+        <w:ind w:left="1200" w:hanging="480"/>
+      </w:pPr>
+    </w:lvl>
+    <w:lvl w:ilvl="2">
+      <w:start w:val="1"/>
+      <w:numFmt w:val="decimal"/>
+      <w:lvlText w:val="%3."/>
+      <w:lvlJc w:val="left"/>
+      <w:pPr>
+        <w:tabs>
+          <w:tab w:val="num" w:pos="1440"/>
+        </w:tabs>
+        <w:ind w:left="1920" w:hanging="480"/>
+      </w:pPr>
+    </w:lvl>
+    <w:lvl w:ilvl="3">
+      <w:start w:val="1"/>
+      <w:numFmt w:val="decimal"/>
+      <w:lvlText w:val="%4."/>
+      <w:lvlJc w:val="left"/>
+      <w:pPr>
+        <w:tabs>
+          <w:tab w:val="num" w:pos="2160"/>
+        </w:tabs>
+        <w:ind w:left="2640" w:hanging="480"/>
+      </w:pPr>
+    </w:lvl>
+    <w:lvl w:ilvl="4">
+      <w:start w:val="1"/>
+      <w:numFmt w:val="decimal"/>
+      <w:lvlText w:val="%5."/>
+      <w:lvlJc w:val="left"/>
+      <w:pPr>
+        <w:tabs>
+          <w:tab w:val="num" w:pos="2880"/>
+        </w:tabs>
+        <w:ind w:left="3360" w:hanging="480"/>
+      </w:pPr>
+    </w:lvl>
+    <w:lvl w:ilvl="5">
+      <w:start w:val="1"/>
+      <w:numFmt w:val="decimal"/>
+      <w:lvlText w:val="%6."/>
+      <w:lvlJc w:val="left"/>
+      <w:pPr>
+        <w:tabs>
+          <w:tab w:val="num" w:pos="3600"/>
+        </w:tabs>
+        <w:ind w:left="4080" w:hanging="480"/>
+      </w:pPr>
+    </w:lvl>
+    <w:lvl w:ilvl="6">
+      <w:start w:val="1"/>
+      <w:numFmt w:val="decimal"/>
+      <w:lvlText w:val="%7."/>
+      <w:lvlJc w:val="left"/>
+      <w:pPr>
+        <w:tabs>
+          <w:tab w:val="num" w:pos="4320"/>
+        </w:tabs>
+        <w:ind w:left="4800" w:hanging="480"/>
+      </w:pPr>
+    </w:lvl>
+    <w:lvl w:ilvl="7">
+      <w:start w:val="1"/>
+      <w:numFmt w:val="decimal"/>
+      <w:lvlText w:val="%8."/>
+      <w:lvlJc w:val="left"/>
+      <w:pPr>
+        <w:tabs>
+          <w:tab w:val="num" w:pos="5040"/>
+        </w:tabs>
+        <w:ind w:left="5520" w:hanging="480"/>
+      </w:pPr>
+    </w:lvl>
+    <w:lvl w:ilvl="8">
+      <w:start w:val="1"/>
+      <w:numFmt w:val="decimal"/>
+      <w:lvlText w:val="%9."/>
+      <w:lvlJc w:val="left"/>
+      <w:pPr>
+        <w:tabs>
+          <w:tab w:val="num" w:pos="5760"/>
+        </w:tabs>
+        <w:ind w:left="6240" w:hanging="480"/>
+      </w:pPr>
+    </w:lvl>
+  </w:abstractNum>
   <w:num w:numId="1000">
     <w:abstractNumId w:val="990"/>
   </w:num>
@@ -2565,7 +2755,34 @@
     <w:abstractNumId w:val="991"/>
   </w:num>
   <w:num w:numId="1002">
-    <w:abstractNumId w:val="991"/>
+    <w:abstractNumId w:val="99411"/>
+    <w:lvlOverride w:ilvl="0">
+      <w:startOverride w:val="1"/>
+    </w:lvlOverride>
+    <w:lvlOverride w:ilvl="1">
+      <w:startOverride w:val="1"/>
+    </w:lvlOverride>
+    <w:lvlOverride w:ilvl="2">
+      <w:startOverride w:val="1"/>
+    </w:lvlOverride>
+    <w:lvlOverride w:ilvl="3">
+      <w:startOverride w:val="1"/>
+    </w:lvlOverride>
+    <w:lvlOverride w:ilvl="4">
+      <w:startOverride w:val="1"/>
+    </w:lvlOverride>
+    <w:lvlOverride w:ilvl="5">
+      <w:startOverride w:val="1"/>
+    </w:lvlOverride>
+    <w:lvlOverride w:ilvl="6">
+      <w:startOverride w:val="1"/>
+    </w:lvlOverride>
+    <w:lvlOverride w:ilvl="7">
+      <w:startOverride w:val="1"/>
+    </w:lvlOverride>
+    <w:lvlOverride w:ilvl="8">
+      <w:startOverride w:val="1"/>
+    </w:lvlOverride>
   </w:num>
   <w:num w:numId="1003">
     <w:abstractNumId w:val="991"/>
@@ -2574,6 +2791,15 @@
     <w:abstractNumId w:val="991"/>
   </w:num>
   <w:num w:numId="1005">
+    <w:abstractNumId w:val="991"/>
+  </w:num>
+  <w:num w:numId="1006">
+    <w:abstractNumId w:val="991"/>
+  </w:num>
+  <w:num w:numId="1007">
+    <w:abstractNumId w:val="991"/>
+  </w:num>
+  <w:num w:numId="1008">
     <w:abstractNumId w:val="991"/>
   </w:num>
 </w:numbering>

--- a/downloads/teacher/04 Units/Unit 06 - Food Systems and Production - From Farm to Table/Lesson 06.18 - Careers in Food Systems and Unit 6 Review and Test.docx
+++ b/downloads/teacher/04 Units/Unit 06 - Food Systems and Production - From Farm to Table/Lesson 06.18 - Careers in Food Systems and Unit 6 Review and Test.docx
@@ -896,15 +896,6 @@
             <w:r>
               <w:t xml:space="preserve">Walk the five paths on one slide: on-the-job training; a short food safety certificate; a registered apprenticeship, which is paid work plus classroom hours; a certificate or two-year degree at a community college; a four-year degree or more. Then name ServSafe specifically: it is the food safety program of the National Restaurant Association’s training arm, the Food Handler level is a short course and exam, the Food Protection Manager level is the one many restaurants require of a supervisor, and high school CTE programs can and do offer it, so a student can walk out of high school with it. Say what it is worth: it is the difference between an application that gets a call and one that does not.</w:t>
             </w:r>
-            <w:r>
-              <w:t xml:space="preserve"> </w:t>
-            </w:r>
-            <w:r>
-              <w:rPr>
-                <w:rStyle w:val="TeacherNote"/>
-              </w:rPr>
-              <w:t xml:space="preserve">[Sal: confirm which ServSafe level, if any, your school can offer and what a proctored exam costs; also confirm the county health department’s current food handler requirement.]</w:t>
-            </w:r>
           </w:p>
         </w:tc>
         <w:tc>
@@ -1659,15 +1650,6 @@
       <w:r>
         <w:t xml:space="preserve">in all four languages.</w:t>
       </w:r>
-      <w:r>
-        <w:t xml:space="preserve"> </w:t>
-      </w:r>
-      <w:r>
-        <w:rPr>
-          <w:rStyle w:val="TeacherNote"/>
-        </w:rPr>
-        <w:t xml:space="preserve">[Sal: a translated test is the ELL coordinator’s decision; the file is plain enough to translate.]</w:t>
-      </w:r>
     </w:p>
     <w:p>
       <w:pPr>
@@ -1690,7 +1672,7 @@
         <w:pStyle w:val="Compact"/>
       </w:pPr>
       <w:r>
-        <w:t xml:space="preserve">Grade 6 support: eight career cards instead of thirteen (farmer, processing technician, truck driver or logistics coordinator, grocery store manager, line cook, baker, dietitian, food safety inspector). The test omits items 19 and 20 and is scored out of 28. Or keep all twenty items and give the extra time.</w:t>
+        <w:t xml:space="preserve">Grade 6 support: eight career cards instead of thirteen (farmer, processing technician, truck driver or logistics coordinator, grocery store manager, line cook, baker, dietitian, food safety inspector). The test omits items 19 and 20 and is scored out of 26. Or keep all twenty items and give the extra time.</w:t>
       </w:r>
     </w:p>
     <w:p>
@@ -2034,16 +2016,7 @@
         <w:pStyle w:val="FirstParagraph"/>
       </w:pPr>
       <w:r>
-        <w:t xml:space="preserve">Inside the building: the school counselor. FACS gives the counselor thirteen food-chain careers with education paths and a completed student self-check for the file, plus the Unit 2 interest code to read next to it; the counselor gives FACS the NYS Career Zone login routine, your school’s high school course sheet, and whether any CTE certificate, including ServSafe, is available in the building or through a BOCES program. Community: four partners, any one of which turns a card into a person, for ten minutes in person or on video. A supermarket manager (the buyer and store manager cards). A Cornell Cooperative Extension of Suffolk County educator (the farmer, the agricultural engineer, and the food safety cards). A local farm or farmers market vendor on the North Fork or at the nearest market (the grower cards). A caterer or restaurant owner (the chef, line cook, and owner cards).</w:t>
-      </w:r>
-      <w:r>
-        <w:t xml:space="preserve"> </w:t>
-      </w:r>
-      <w:r>
-        <w:rPr>
-          <w:rStyle w:val="TeacherNote"/>
-        </w:rPr>
-        <w:t xml:space="preserve">[Sal: name the four and write the ask in one email each; Cooperative Extension runs school programs already and is the easiest yes.]</w:t>
+        <w:t xml:space="preserve">Inside the building: the school counselor. FACS gives the counselor thirteen food-chain careers with education paths and a completed student self-check for the file, plus the Unit 2 interest code to read next to it; the counselor gives FACS the NYS Career Zone login routine, your school’s high school course sheet, and whether any CTE certificate, including ServSafe, is available in the building or through a BOCES program. Community: four partners, any one of which turns a card into a person, for ten minutes in person or on video. A supermarket manager (the buyer and store manager cards). A Cornell Cooperative Extension educator (the farmer, the agricultural engineer, and the food safety cards). A local farm or farmers market vendor on the North Fork or at the nearest market (the grower cards). A caterer or restaurant owner (the chef, line cook, and owner cards).</w:t>
       </w:r>
     </w:p>
     <w:p>
@@ -2115,15 +2088,6 @@
       <w:r>
         <w:t xml:space="preserve">, Part A.6.</w:t>
       </w:r>
-      <w:r>
-        <w:t xml:space="preserve"> </w:t>
-      </w:r>
-      <w:r>
-        <w:rPr>
-          <w:rStyle w:val="TeacherNote"/>
-        </w:rPr>
-        <w:t xml:space="preserve">[Sal: confirm against the NYSED PDF.]</w:t>
-      </w:r>
     </w:p>
     <w:p>
       <w:pPr>
@@ -2182,31 +2146,7 @@
         <w:pStyle w:val="Compact"/>
       </w:pPr>
       <w:r>
-        <w:t xml:space="preserve">Pay ranges and job outlook lines on the career cards are marked</w:t>
-      </w:r>
-      <w:r>
-        <w:t xml:space="preserve"> </w:t>
-      </w:r>
-      <w:r>
-        <w:rPr>
-          <w:rStyle w:val="TeacherNote"/>
-        </w:rPr>
-        <w:t xml:space="preserve">[update]</w:t>
-      </w:r>
-      <w:r>
-        <w:t xml:space="preserve"> </w:t>
-      </w:r>
-      <w:r>
-        <w:t xml:space="preserve">and should be filled from the U.S. Bureau of Labor Statistics Occupational Outlook Handbook (bls.gov/ooh) and New York State Department of Labor wage data for the Long Island region. The registered dietitian credential requires a graduate degree to sit for the exam as of 2024; confirm with the Commission on Dietetic Registration. ServSafe is administered through the National Restaurant Association’s training arm; confirm the current levels, exam fee, and proctoring rules at servsafe.com. Registered apprenticeship information for New York comes from the NYS Department of Labor apprenticeship office.</w:t>
-      </w:r>
-      <w:r>
-        <w:t xml:space="preserve"> </w:t>
-      </w:r>
-      <w:r>
-        <w:rPr>
-          <w:rStyle w:val="TeacherNote"/>
-        </w:rPr>
-        <w:t xml:space="preserve">[Sal: confirm all four before the site goes public.]</w:t>
+        <w:t xml:space="preserve">Pay ranges and job outlook lines on the career cards are to be refreshed before teaching and should be filled from the U.S. Bureau of Labor Statistics Occupational Outlook Handbook (bls.gov/ooh) and New York State Department of Labor wage data for the Long Island region. The registered dietitian credential requires a graduate degree to sit for the exam as of 2024; confirm with the Commission on Dietetic Registration. ServSafe is administered through the National Restaurant Association’s training arm; confirm the current levels, exam fee, and proctoring rules at servsafe.com. Registered apprenticeship information for New York comes from the NYS Department of Labor apprenticeship office.</w:t>
       </w:r>
     </w:p>
     <w:p>
@@ -2218,7 +2158,7 @@
         <w:pStyle w:val="Compact"/>
       </w:pPr>
       <w:r>
-        <w:t xml:space="preserve">Sal’s own materials: the careers-day structure follows Lesson 1.22 in this course, and the Long Island jobs page draws on his own King Kullen price research (King Kullen is a Long Island chain and is widely credited as the first American supermarket, opened in Queens in 1930, which is a one-line hook worth using) and his hotel food and beverage work on Fire Island.</w:t>
+        <w:t xml:space="preserve">My own materials: the careers-day structure follows Lesson 1.22 in this course, and the Long Island jobs page draws on my own supermarket price research (King Kullen, a Long Island chain, is widely credited as the first American supermarket, opened in Queens in 1930, which is a one-line hook worth using) and my hotel food and beverage work.</w:t>
       </w:r>
     </w:p>
     <w:p>
@@ -2319,36 +2259,6 @@
       </w:pPr>
       <w:r>
         <w:t xml:space="preserve">The review game uses the walls on purpose. Students who look up at their own flowchart to answer a question are using their own work as a reference, which is what the test lets them do from memory.</w:t>
-      </w:r>
-    </w:p>
-    <w:p>
-      <w:pPr>
-        <w:numPr>
-          <w:ilvl w:val="0"/>
-          <w:numId w:val="1008"/>
-        </w:numPr>
-        <w:pStyle w:val="Compact"/>
-      </w:pPr>
-      <w:r>
-        <w:rPr>
-          <w:rStyle w:val="TeacherNote"/>
-        </w:rPr>
-        <w:t xml:space="preserve">[Sal: your own path is one of the cards in a way. Corporate Innovation, an MBA, Oracle, hospitality, then this room. Tell the class in two sentences that the path is not a straight line. It is the most useful thing a fourteen-year-old can hear on a careers day.]</w:t>
-      </w:r>
-    </w:p>
-    <w:p>
-      <w:pPr>
-        <w:numPr>
-          <w:ilvl w:val="0"/>
-          <w:numId w:val="1008"/>
-        </w:numPr>
-        <w:pStyle w:val="Compact"/>
-      </w:pPr>
-      <w:r>
-        <w:rPr>
-          <w:rStyle w:val="TeacherNote"/>
-        </w:rPr>
-        <w:t xml:space="preserve">[Sal: if a Cooperative Extension educator or a North Fork farm will take a class visit or a video call in late May, put it here and drop the review game to ten minutes. A real grower beats the cards.]</w:t>
       </w:r>
     </w:p>
     <w:sectPr>
